--- a/tests/org.obeonetwork.m2doc.tests/resources/bookmark/nominal/nominal-expected-generation.docx
+++ b/tests/org.obeonetwork.m2doc.tests/resources/bookmark/nominal/nominal-expected-generation.docx
@@ -21,23 +21,23 @@
       <w:r>
         <w:t xml:space="preserve">Test link before bookmark : </w:t>
       </w:r>
-      <w:r w:rsidR="0AA4AFBB8755B755450809571DE7456F">
+      <w:r w:rsidR="2ADD3A481CE24479AABAA0D0F59D573B">
         <w:fldChar w:fldCharType="begin"/>
       </w:r>
-      <w:r w:rsidR="0AA4AFBB8755B755450809571DE7456F">
+      <w:r w:rsidR="2ADD3A481CE24479AABAA0D0F59D573B">
         <w:instrText xml:space="preserve"> REF bookmark1 \h </w:instrText>
       </w:r>
-      <w:r w:rsidR="0AA4AFBB8755B755450809571DE7456F">
+      <w:r w:rsidR="2ADD3A481CE24479AABAA0D0F59D573B">
         <w:fldChar w:fldCharType="separate"/>
       </w:r>
-      <w:r w:rsidR="0AA4AFBB8755B755450809571DE7456F">
+      <w:r w:rsidR="2ADD3A481CE24479AABAA0D0F59D573B">
         <w:rPr>
           <w:noProof/>
           <w:b w:val="on"/>
         </w:rPr>
         <w:t>a reference to bookmark1</w:t>
       </w:r>
-      <w:r w:rsidR="0AA4AFBB8755B755450809571DE7456F">
+      <w:r w:rsidR="2ADD3A481CE24479AABAA0D0F59D573B">
         <w:fldChar w:fldCharType="end"/>
       </w:r>
     </w:p>
@@ -59,11 +59,11 @@
       <w:r>
         <w:t xml:space="preserve"> : </w:t>
       </w:r>
-      <w:bookmarkStart w:name="bookmark1" w:id="51056197871022167308735675453164412291"/>
+      <w:bookmarkStart w:name="bookmark1" w:id="87344419906086219317011548592955589823"/>
       <w:r>
         <w:t>bookmarked content</w:t>
       </w:r>
-      <w:bookmarkEnd w:id="51056197871022167308735675453164412291"/>
+      <w:bookmarkEnd w:id="87344419906086219317011548592955589823"/>
     </w:p>
     <w:p>
       <w:pPr>
@@ -74,23 +74,23 @@
       <w:r>
         <w:t xml:space="preserve">Test link after bookmark : </w:t>
       </w:r>
-      <w:r w:rsidR="0AA4AFBB8755B755450809571DE7456F">
+      <w:r w:rsidR="2ADD3A481CE24479AABAA0D0F59D573B">
         <w:fldChar w:fldCharType="begin"/>
       </w:r>
-      <w:r w:rsidR="0AA4AFBB8755B755450809571DE7456F">
+      <w:r w:rsidR="2ADD3A481CE24479AABAA0D0F59D573B">
         <w:instrText xml:space="preserve"> REF bookmark1 \h </w:instrText>
       </w:r>
-      <w:r w:rsidR="0AA4AFBB8755B755450809571DE7456F">
+      <w:r w:rsidR="2ADD3A481CE24479AABAA0D0F59D573B">
         <w:fldChar w:fldCharType="separate"/>
       </w:r>
-      <w:r w:rsidR="0AA4AFBB8755B755450809571DE7456F">
+      <w:r w:rsidR="2ADD3A481CE24479AABAA0D0F59D573B">
         <w:rPr>
           <w:noProof/>
           <w:b w:val="on"/>
         </w:rPr>
         <w:t>a reference to bookmark1</w:t>
       </w:r>
-      <w:r w:rsidR="0AA4AFBB8755B755450809571DE7456F">
+      <w:r w:rsidR="2ADD3A481CE24479AABAA0D0F59D573B">
         <w:fldChar w:fldCharType="end"/>
       </w:r>
       <w:r>

--- a/tests/org.obeonetwork.m2doc.tests/resources/bookmark/nominal/nominal-expected-generation.docx
+++ b/tests/org.obeonetwork.m2doc.tests/resources/bookmark/nominal/nominal-expected-generation.docx
@@ -21,23 +21,23 @@
       <w:r>
         <w:t xml:space="preserve">Test link before bookmark : </w:t>
       </w:r>
-      <w:r w:rsidR="0AA4AFBB8755B755450809571DE7456F">
+      <w:r w:rsidR="7CD9F9129367B7755A0CC05AB1F87C08">
         <w:fldChar w:fldCharType="begin"/>
       </w:r>
-      <w:r w:rsidR="0AA4AFBB8755B755450809571DE7456F">
+      <w:r w:rsidR="7CD9F9129367B7755A0CC05AB1F87C08">
         <w:instrText xml:space="preserve"> REF bookmark1 \h </w:instrText>
       </w:r>
-      <w:r w:rsidR="0AA4AFBB8755B755450809571DE7456F">
+      <w:r w:rsidR="7CD9F9129367B7755A0CC05AB1F87C08">
         <w:fldChar w:fldCharType="separate"/>
       </w:r>
-      <w:r w:rsidR="0AA4AFBB8755B755450809571DE7456F">
+      <w:r w:rsidR="7CD9F9129367B7755A0CC05AB1F87C08">
         <w:rPr>
           <w:noProof/>
           <w:b w:val="on"/>
         </w:rPr>
         <w:t>a reference to bookmark1</w:t>
       </w:r>
-      <w:r w:rsidR="0AA4AFBB8755B755450809571DE7456F">
+      <w:r w:rsidR="7CD9F9129367B7755A0CC05AB1F87C08">
         <w:fldChar w:fldCharType="end"/>
       </w:r>
     </w:p>
@@ -59,11 +59,11 @@
       <w:r>
         <w:t xml:space="preserve"> : </w:t>
       </w:r>
-      <w:bookmarkStart w:name="bookmark1" w:id="51056197871022167308735675453164412291"/>
+      <w:bookmarkStart w:name="bookmark1" w:id="108080221815088863144871291599803949788"/>
       <w:r>
         <w:t>bookmarked content</w:t>
       </w:r>
-      <w:bookmarkEnd w:id="51056197871022167308735675453164412291"/>
+      <w:bookmarkEnd w:id="108080221815088863144871291599803949788"/>
     </w:p>
     <w:p>
       <w:pPr>
@@ -74,23 +74,23 @@
       <w:r>
         <w:t xml:space="preserve">Test link after bookmark : </w:t>
       </w:r>
-      <w:r w:rsidR="0AA4AFBB8755B755450809571DE7456F">
+      <w:r w:rsidR="7CD9F9129367B7755A0CC05AB1F87C08">
         <w:fldChar w:fldCharType="begin"/>
       </w:r>
-      <w:r w:rsidR="0AA4AFBB8755B755450809571DE7456F">
+      <w:r w:rsidR="7CD9F9129367B7755A0CC05AB1F87C08">
         <w:instrText xml:space="preserve"> REF bookmark1 \h </w:instrText>
       </w:r>
-      <w:r w:rsidR="0AA4AFBB8755B755450809571DE7456F">
+      <w:r w:rsidR="7CD9F9129367B7755A0CC05AB1F87C08">
         <w:fldChar w:fldCharType="separate"/>
       </w:r>
-      <w:r w:rsidR="0AA4AFBB8755B755450809571DE7456F">
+      <w:r w:rsidR="7CD9F9129367B7755A0CC05AB1F87C08">
         <w:rPr>
           <w:noProof/>
           <w:b w:val="on"/>
         </w:rPr>
         <w:t>a reference to bookmark1</w:t>
       </w:r>
-      <w:r w:rsidR="0AA4AFBB8755B755450809571DE7456F">
+      <w:r w:rsidR="7CD9F9129367B7755A0CC05AB1F87C08">
         <w:fldChar w:fldCharType="end"/>
       </w:r>
       <w:r>
